--- a/document-templates/shared/08_Residence_Consent_EXAMPLE.docx
+++ b/document-templates/shared/08_Residence_Consent_EXAMPLE.docx
@@ -11,6 +11,8 @@
           <w:rFonts w:ascii="Arial" w:cs="Arial" w:eastAsia="Arial" w:hAnsi="Arial"/>
           <w:b/>
           <w:bCs/>
+          <w:color w:val="1F3864"/>
+          <w:sz w:val="32"/>
         </w:rPr>
         <w:t xml:space="preserve">Home Country Residence Declaration</w:t>
       </w:r>
@@ -150,6 +152,9 @@
       <w:r>
         <w:rPr>
           <w:rFonts w:ascii="Arial" w:cs="Arial" w:eastAsia="Arial" w:hAnsi="Arial"/>
+          <w:b/>
+          <w:color w:val="1F3864"/>
+          <w:sz w:val="26"/>
         </w:rPr>
         <w:t xml:space="preserve">1. Current Residence</w:t>
       </w:r>
@@ -202,6 +207,9 @@
       <w:r>
         <w:rPr>
           <w:rFonts w:ascii="Arial" w:cs="Arial" w:eastAsia="Arial" w:hAnsi="Arial"/>
+          <w:b/>
+          <w:color w:val="1F3864"/>
+          <w:sz w:val="26"/>
         </w:rPr>
         <w:t xml:space="preserve">2. Application From Country of Residence</w:t>
       </w:r>
@@ -224,6 +232,9 @@
       <w:r>
         <w:rPr>
           <w:rFonts w:ascii="Arial" w:cs="Arial" w:eastAsia="Arial" w:hAnsi="Arial"/>
+          <w:b/>
+          <w:color w:val="1F3864"/>
+          <w:sz w:val="26"/>
         </w:rPr>
         <w:t xml:space="preserve">3. Declaration</w:t>
       </w:r>

--- a/document-templates/shared/08_Residence_Consent_EXAMPLE.docx
+++ b/document-templates/shared/08_Residence_Consent_EXAMPLE.docx
@@ -14,7 +14,7 @@
           <w:color w:val="1F3864"/>
           <w:sz w:val="32"/>
         </w:rPr>
-        <w:t xml:space="preserve">Home Country Residence Declaration</w:t>
+        <w:t>Proof of Residence &amp; Current Location</w:t>
       </w:r>
     </w:p>
     <w:p>
@@ -201,28 +201,19 @@
       </w:r>
     </w:p>
     <w:p>
-      <w:pPr>
-        <w:pStyle w:val="Heading2"/>
-      </w:pPr>
-      <w:r>
-        <w:rPr>
-          <w:rFonts w:ascii="Arial" w:cs="Arial" w:eastAsia="Arial" w:hAnsi="Arial"/>
+      <w:r>
+        <w:rPr>
+          <w:rFonts w:ascii="Arial" w:hAnsi="Arial"/>
           <w:b/>
           <w:color w:val="1F3864"/>
           <w:sz w:val="26"/>
         </w:rPr>
-        <w:t xml:space="preserve">2. Application From Country of Residence</w:t>
-      </w:r>
-    </w:p>
-    <w:p>
-      <w:pPr>
-        <w:spacing w:after="120"/>
-      </w:pPr>
-      <w:r>
-        <w:rPr>
-          <w:rFonts w:ascii="Arial" w:cs="Arial" w:eastAsia="Arial" w:hAnsi="Arial"/>
-        </w:rPr>
-        <w:t xml:space="preserve">I am applying from my country of residence and will remain contactable there throughout the processing period (see my separate processing undertaking letter).</w:t>
+        <w:t>2. Evidence Attached</w:t>
+      </w:r>
+    </w:p>
+    <w:p>
+      <w:r>
+        <w:t>In support of this declaration I attach proof of my current address and, where requested by the embassy, proof of my onward travel to Thailand — see the Evidence Appendix on the final page.</w:t>
       </w:r>
     </w:p>
     <w:p>
@@ -236,7 +227,32 @@
           <w:color w:val="1F3864"/>
           <w:sz w:val="26"/>
         </w:rPr>
-        <w:t xml:space="preserve">3. Declaration</w:t>
+        <w:t>3. Application From Country of Residence</w:t>
+      </w:r>
+    </w:p>
+    <w:p>
+      <w:pPr>
+        <w:spacing w:after="120"/>
+      </w:pPr>
+      <w:r>
+        <w:rPr>
+          <w:rFonts w:ascii="Arial" w:cs="Arial" w:eastAsia="Arial" w:hAnsi="Arial"/>
+        </w:rPr>
+        <w:t xml:space="preserve">I am applying from my country of residence and will remain contactable there throughout the processing period (see my separate processing undertaking letter).</w:t>
+      </w:r>
+    </w:p>
+    <w:p>
+      <w:pPr>
+        <w:pStyle w:val="Heading2"/>
+      </w:pPr>
+      <w:r>
+        <w:rPr>
+          <w:rFonts w:ascii="Arial" w:cs="Arial" w:eastAsia="Arial" w:hAnsi="Arial"/>
+          <w:b/>
+          <w:color w:val="1F3864"/>
+          <w:sz w:val="26"/>
+        </w:rPr>
+        <w:t>4. Declaration</w:t>
       </w:r>
     </w:p>
     <w:p>
@@ -329,12 +345,156 @@
         <w:t xml:space="preserve">WORKED EXAMPLE — modelled on a real, approved DTV application. All names and details are fictional. Do not copy any details.</w:t>
       </w:r>
     </w:p>
+    <w:p/>
+    <w:p>
+      <w:r>
+        <w:rPr>
+          <w:b/>
+        </w:rPr>
+        <w:t>Evidence Appendix</w:t>
+      </w:r>
+    </w:p>
+    <w:p/>
     <w:sectPr>
       <w:pgSz w:w="12240" w:h="15840" w:orient="portrait"/>
       <w:pgMar w:top="1080" w:right="1080" w:bottom="1080" w:left="1080" w:header="708" w:footer="708" w:gutter="0"/>
       <w:pgNumType/>
       <w:docGrid w:linePitch="360"/>
     </w:sectPr>
+    <w:tbl>
+      <w:tblPr>
+        <w:tblW w:type="dxa" w:w="10080"/>
+        <w:tblBorders>
+          <w:top w:val="single" w:color="auto" w:sz="4"/>
+          <w:left w:val="single" w:color="auto" w:sz="4"/>
+          <w:bottom w:val="single" w:color="auto" w:sz="4"/>
+          <w:right w:val="single" w:color="auto" w:sz="4"/>
+          <w:insideH w:val="single" w:color="auto" w:sz="4"/>
+          <w:insideV w:val="single" w:color="auto" w:sz="4"/>
+        </w:tblBorders>
+      </w:tblPr>
+      <w:tblGrid>
+        <w:gridCol w:w="10080"/>
+      </w:tblGrid>
+      <w:tr>
+        <w:tc>
+          <w:tcPr>
+            <w:tcW w:type="dxa" w:w="10080"/>
+            <w:tcBorders>
+              <w:top w:val="single" w:color="BFBFBF" w:sz="4"/>
+              <w:left w:val="single" w:color="BFBFBF" w:sz="4"/>
+              <w:bottom w:val="single" w:color="BFBFBF" w:sz="4"/>
+              <w:right w:val="single" w:color="BFBFBF" w:sz="4"/>
+            </w:tcBorders>
+            <w:shd w:fill="F2F2F2" w:val="clear"/>
+            <w:tcMar>
+              <w:top w:type="dxa" w:w="140"/>
+              <w:left w:type="dxa" w:w="160"/>
+              <w:bottom w:type="dxa" w:w="140"/>
+              <w:right w:type="dxa" w:w="160"/>
+            </w:tcMar>
+          </w:tcPr>
+          <w:p>
+            <w:pPr>
+              <w:spacing w:after="80"/>
+            </w:pPr>
+            <w:r>
+              <w:rPr>
+                <w:rFonts w:ascii="Arial" w:cs="Arial" w:eastAsia="Arial" w:hAnsi="Arial"/>
+                <w:b/>
+                <w:bCs/>
+                <w:sz w:val="21"/>
+                <w:szCs w:val="21"/>
+              </w:rPr>
+              <w:t>Evidence 8.1 — Proof of current address</w:t>
+            </w:r>
+          </w:p>
+          <w:p>
+            <w:pPr>
+              <w:spacing w:before="80" w:after="0"/>
+            </w:pPr>
+            <w:r>
+              <w:rPr>
+                <w:rFonts w:ascii="Arial" w:cs="Arial" w:eastAsia="Arial" w:hAnsi="Arial"/>
+                <w:i/>
+                <w:iCs/>
+                <w:color w:val="595959"/>
+                <w:sz w:val="18"/>
+                <w:szCs w:val="18"/>
+              </w:rPr>
+              <w:t>Drop the image or scan under here.</w:t>
+            </w:r>
+          </w:p>
+        </w:tc>
+      </w:tr>
+    </w:tbl>
+    <w:tbl>
+      <w:tblPr>
+        <w:tblW w:type="dxa" w:w="10080"/>
+        <w:tblBorders>
+          <w:top w:val="single" w:color="auto" w:sz="4"/>
+          <w:left w:val="single" w:color="auto" w:sz="4"/>
+          <w:bottom w:val="single" w:color="auto" w:sz="4"/>
+          <w:right w:val="single" w:color="auto" w:sz="4"/>
+          <w:insideH w:val="single" w:color="auto" w:sz="4"/>
+          <w:insideV w:val="single" w:color="auto" w:sz="4"/>
+        </w:tblBorders>
+      </w:tblPr>
+      <w:tblGrid>
+        <w:gridCol w:w="10080"/>
+      </w:tblGrid>
+      <w:tr>
+        <w:tc>
+          <w:tcPr>
+            <w:tcW w:type="dxa" w:w="10080"/>
+            <w:tcBorders>
+              <w:top w:val="single" w:color="BFBFBF" w:sz="4"/>
+              <w:left w:val="single" w:color="BFBFBF" w:sz="4"/>
+              <w:bottom w:val="single" w:color="BFBFBF" w:sz="4"/>
+              <w:right w:val="single" w:color="BFBFBF" w:sz="4"/>
+            </w:tcBorders>
+            <w:shd w:fill="F2F2F2" w:val="clear"/>
+            <w:tcMar>
+              <w:top w:type="dxa" w:w="140"/>
+              <w:left w:type="dxa" w:w="160"/>
+              <w:bottom w:type="dxa" w:w="140"/>
+              <w:right w:type="dxa" w:w="160"/>
+            </w:tcMar>
+          </w:tcPr>
+          <w:p>
+            <w:pPr>
+              <w:spacing w:after="80"/>
+            </w:pPr>
+            <w:r>
+              <w:rPr>
+                <w:rFonts w:ascii="Arial" w:cs="Arial" w:eastAsia="Arial" w:hAnsi="Arial"/>
+                <w:b/>
+                <w:bCs/>
+                <w:sz w:val="21"/>
+                <w:szCs w:val="21"/>
+              </w:rPr>
+              <w:t>Evidence 8.2 — Proof of travel to Thailand (if requested)</w:t>
+            </w:r>
+          </w:p>
+          <w:p>
+            <w:pPr>
+              <w:spacing w:before="80" w:after="0"/>
+            </w:pPr>
+            <w:r>
+              <w:rPr>
+                <w:rFonts w:ascii="Arial" w:cs="Arial" w:eastAsia="Arial" w:hAnsi="Arial"/>
+                <w:i/>
+                <w:iCs/>
+                <w:color w:val="595959"/>
+                <w:sz w:val="18"/>
+                <w:szCs w:val="18"/>
+              </w:rPr>
+              <w:t>Drop the image or scan under here.</w:t>
+            </w:r>
+          </w:p>
+        </w:tc>
+      </w:tr>
+    </w:tbl>
   </w:body>
 </w:document>
 </file>

--- a/document-templates/shared/08_Residence_Consent_EXAMPLE.docx
+++ b/document-templates/shared/08_Residence_Consent_EXAMPLE.docx
@@ -213,7 +213,7 @@
     </w:p>
     <w:p>
       <w:r>
-        <w:t>In support of this declaration I attach proof of my current address and, where requested by the embassy, proof of my onward travel to Thailand — see the Evidence Appendix on the final page.</w:t>
+        <w:t>In support of this declaration I attach proof of my current address — see the Evidence Appendix on the final page.</w:t>
       </w:r>
     </w:p>
     <w:p>
@@ -406,74 +406,7 @@
                 <w:sz w:val="21"/>
                 <w:szCs w:val="21"/>
               </w:rPr>
-              <w:t>Evidence 8.1 — Proof of current address</w:t>
-            </w:r>
-          </w:p>
-          <w:p>
-            <w:pPr>
-              <w:spacing w:before="80" w:after="0"/>
-            </w:pPr>
-            <w:r>
-              <w:rPr>
-                <w:rFonts w:ascii="Arial" w:cs="Arial" w:eastAsia="Arial" w:hAnsi="Arial"/>
-                <w:i/>
-                <w:iCs/>
-                <w:color w:val="595959"/>
-                <w:sz w:val="18"/>
-                <w:szCs w:val="18"/>
-              </w:rPr>
-              <w:t>Drop the image or scan under here.</w:t>
-            </w:r>
-          </w:p>
-        </w:tc>
-      </w:tr>
-    </w:tbl>
-    <w:tbl>
-      <w:tblPr>
-        <w:tblW w:type="dxa" w:w="10080"/>
-        <w:tblBorders>
-          <w:top w:val="single" w:color="auto" w:sz="4"/>
-          <w:left w:val="single" w:color="auto" w:sz="4"/>
-          <w:bottom w:val="single" w:color="auto" w:sz="4"/>
-          <w:right w:val="single" w:color="auto" w:sz="4"/>
-          <w:insideH w:val="single" w:color="auto" w:sz="4"/>
-          <w:insideV w:val="single" w:color="auto" w:sz="4"/>
-        </w:tblBorders>
-      </w:tblPr>
-      <w:tblGrid>
-        <w:gridCol w:w="10080"/>
-      </w:tblGrid>
-      <w:tr>
-        <w:tc>
-          <w:tcPr>
-            <w:tcW w:type="dxa" w:w="10080"/>
-            <w:tcBorders>
-              <w:top w:val="single" w:color="BFBFBF" w:sz="4"/>
-              <w:left w:val="single" w:color="BFBFBF" w:sz="4"/>
-              <w:bottom w:val="single" w:color="BFBFBF" w:sz="4"/>
-              <w:right w:val="single" w:color="BFBFBF" w:sz="4"/>
-            </w:tcBorders>
-            <w:shd w:fill="F2F2F2" w:val="clear"/>
-            <w:tcMar>
-              <w:top w:type="dxa" w:w="140"/>
-              <w:left w:type="dxa" w:w="160"/>
-              <w:bottom w:type="dxa" w:w="140"/>
-              <w:right w:type="dxa" w:w="160"/>
-            </w:tcMar>
-          </w:tcPr>
-          <w:p>
-            <w:pPr>
-              <w:spacing w:after="80"/>
-            </w:pPr>
-            <w:r>
-              <w:rPr>
-                <w:rFonts w:ascii="Arial" w:cs="Arial" w:eastAsia="Arial" w:hAnsi="Arial"/>
-                <w:b/>
-                <w:bCs/>
-                <w:sz w:val="21"/>
-                <w:szCs w:val="21"/>
-              </w:rPr>
-              <w:t>Evidence 8.2 — Proof of travel to Thailand (if requested)</w:t>
+              <w:t>Evidence 8 — Proof of current location</w:t>
             </w:r>
           </w:p>
           <w:p>

--- a/document-templates/shared/08_Residence_Consent_EXAMPLE.docx
+++ b/document-templates/shared/08_Residence_Consent_EXAMPLE.docx
@@ -422,7 +422,7 @@
                 <w:sz w:val="18"/>
                 <w:szCs w:val="18"/>
               </w:rPr>
-              <w:t>Drop the image or scan under here.</w:t>
+              <w:t>Drop ONE of these under here: driving licence, utility bill, bank statement showing your address, local ID card/residence permit, or signed lease/rental agreement (or, if applying while already abroad, a passport entry stamp or hotel booking).</w:t>
             </w:r>
           </w:p>
         </w:tc>

--- a/document-templates/shared/08_Residence_Consent_EXAMPLE.docx
+++ b/document-templates/shared/08_Residence_Consent_EXAMPLE.docx
@@ -403,6 +403,7 @@
                 <w:rFonts w:ascii="Arial" w:cs="Arial" w:eastAsia="Arial" w:hAnsi="Arial"/>
                 <w:b/>
                 <w:bCs/>
+                <w:color w:val="C00000"/>
                 <w:sz w:val="21"/>
                 <w:szCs w:val="21"/>
               </w:rPr>
@@ -418,7 +419,7 @@
                 <w:rFonts w:ascii="Arial" w:cs="Arial" w:eastAsia="Arial" w:hAnsi="Arial"/>
                 <w:i/>
                 <w:iCs/>
-                <w:color w:val="595959"/>
+                <w:color w:val="C00000"/>
                 <w:sz w:val="18"/>
                 <w:szCs w:val="18"/>
               </w:rPr>
